--- a/chapters/08-selection-bias.docx
+++ b/chapters/08-selection-bias.docx
@@ -9238,10 +9238,12 @@
       <m:oMath>
         <m:r>
           <m:rPr>
-            <m:nor/>
             <m:sty m:val="p"/>
           </m:rPr>
           <m:t>E</m:t>
+        </m:r>
+        <m:r>
+          <m:t>​</m:t>
         </m:r>
         <m:d>
           <m:dPr>
@@ -9293,6 +9295,9 @@
           </m:e>
         </m:d>
         <m:r>
+          <m:t>​</m:t>
+        </m:r>
+        <m:r>
           <m:rPr>
             <m:sty m:val="p"/>
           </m:rPr>
@@ -9300,10 +9305,12 @@
         </m:r>
         <m:r>
           <m:rPr>
-            <m:nor/>
             <m:sty m:val="p"/>
           </m:rPr>
           <m:t>E</m:t>
+        </m:r>
+        <m:r>
+          <m:t>​</m:t>
         </m:r>
         <m:d>
           <m:dPr>
@@ -9354,6 +9361,9 @@
             </m:sSup>
           </m:e>
         </m:d>
+        <m:r>
+          <m:t>​</m:t>
+        </m:r>
       </m:oMath>
       <w:r>
         <w:t xml:space="preserve"> </w:t>
@@ -9367,10 +9377,12 @@
       <m:oMath>
         <m:r>
           <m:rPr>
-            <m:nor/>
             <m:sty m:val="p"/>
           </m:rPr>
           <m:t>E</m:t>
+        </m:r>
+        <m:r>
+          <m:t>​</m:t>
         </m:r>
         <m:d>
           <m:dPr>
@@ -9422,6 +9434,9 @@
           </m:e>
         </m:d>
         <m:r>
+          <m:t>​</m:t>
+        </m:r>
+        <m:r>
           <m:rPr>
             <m:sty m:val="p"/>
           </m:rPr>
@@ -9429,10 +9444,12 @@
         </m:r>
         <m:r>
           <m:rPr>
-            <m:nor/>
             <m:sty m:val="p"/>
           </m:rPr>
           <m:t>E</m:t>
+        </m:r>
+        <m:r>
+          <m:t>​</m:t>
         </m:r>
         <m:d>
           <m:dPr>
@@ -9483,6 +9500,9 @@
             </m:sSup>
           </m:e>
         </m:d>
+        <m:r>
+          <m:t>​</m:t>
+        </m:r>
       </m:oMath>
       <w:r>
         <w:t xml:space="preserve">.</w:t>
@@ -13488,10 +13508,12 @@
             <m:oMath>
               <m:r>
                 <m:rPr>
-                  <m:nor/>
                   <m:sty m:val="p"/>
                 </m:rPr>
                 <m:t>E</m:t>
+              </m:r>
+              <m:r>
+                <m:t>​</m:t>
               </m:r>
               <m:d>
                 <m:dPr>
@@ -13533,6 +13555,9 @@
                   </m:sSup>
                 </m:e>
               </m:d>
+              <m:r>
+                <m:t>​</m:t>
+              </m:r>
             </m:oMath>
             <w:r>
               <w:t xml:space="preserve">,</w:t>
@@ -13585,10 +13610,12 @@
                   <m:num>
                     <m:r>
                       <m:rPr>
-                        <m:nor/>
                         <m:sty m:val="p"/>
                       </m:rPr>
                       <m:t>E</m:t>
+                    </m:r>
+                    <m:r>
+                      <m:t>​</m:t>
                     </m:r>
                     <m:d>
                       <m:dPr>
@@ -13675,14 +13702,19 @@
                         </m:r>
                       </m:e>
                     </m:d>
+                    <m:r>
+                      <m:t>​</m:t>
+                    </m:r>
                   </m:num>
                   <m:den>
                     <m:r>
                       <m:rPr>
-                        <m:nor/>
                         <m:sty m:val="p"/>
                       </m:rPr>
                       <m:t>E</m:t>
+                    </m:r>
+                    <m:r>
+                      <m:t>​</m:t>
                     </m:r>
                     <m:d>
                       <m:dPr>
@@ -13763,6 +13795,9 @@
                         </m:sSup>
                       </m:e>
                     </m:d>
+                    <m:r>
+                      <m:t>​</m:t>
+                    </m:r>
                   </m:den>
                 </m:f>
                 <m:r>
@@ -13773,10 +13808,12 @@
                 </m:r>
                 <m:r>
                   <m:rPr>
-                    <m:nor/>
                     <m:sty m:val="p"/>
                   </m:rPr>
                   <m:t>E</m:t>
+                </m:r>
+                <m:r>
+                  <m:t>​</m:t>
                 </m:r>
                 <m:d>
                   <m:dPr>
@@ -13819,6 +13856,9 @@
                   </m:e>
                 </m:d>
                 <m:r>
+                  <m:t>​</m:t>
+                </m:r>
+                <m:r>
                   <m:rPr>
                     <m:sty m:val="p"/>
                   </m:rPr>
@@ -13857,10 +13897,12 @@
             <m:oMath>
               <m:r>
                 <m:rPr>
-                  <m:nor/>
                   <m:sty m:val="p"/>
                 </m:rPr>
                 <m:t>E</m:t>
+              </m:r>
+              <m:r>
+                <m:t>​</m:t>
               </m:r>
               <m:d>
                 <m:dPr>
@@ -13902,6 +13944,9 @@
                   </m:sSup>
                 </m:e>
               </m:d>
+              <m:r>
+                <m:t>​</m:t>
+              </m:r>
             </m:oMath>
             <w:r>
               <w:t xml:space="preserve">.</w:t>
@@ -14232,10 +14277,12 @@
                   <m:e>
                     <m:r>
                       <m:rPr>
-                        <m:nor/>
                         <m:sty m:val="p"/>
                       </m:rPr>
                       <m:t>E</m:t>
+                    </m:r>
+                    <m:r>
+                      <m:t>​</m:t>
                     </m:r>
                     <m:d>
                       <m:dPr>
@@ -14323,6 +14370,9 @@
                       </m:e>
                     </m:d>
                     <m:r>
+                      <m:t>​</m:t>
+                    </m:r>
+                    <m:r>
                       <m:t>&amp;</m:t>
                     </m:r>
                     <m:r>
@@ -14404,10 +14454,12 @@
                     </m:r>
                     <m:r>
                       <m:rPr>
-                        <m:nor/>
                         <m:sty m:val="p"/>
                       </m:rPr>
                       <m:t>E</m:t>
+                    </m:r>
+                    <m:r>
+                      <m:t>​</m:t>
                     </m:r>
                     <m:d>
                       <m:dPr>
@@ -14501,6 +14553,9 @@
                       </m:e>
                     </m:d>
                     <m:r>
+                      <m:t>​</m:t>
+                    </m:r>
+                    <m:r>
                       <m:t>&amp;</m:t>
                     </m:r>
                     <m:r>
@@ -14602,10 +14657,12 @@
                       <m:num>
                         <m:r>
                           <m:rPr>
-                            <m:nor/>
                             <m:sty m:val="p"/>
                           </m:rPr>
                           <m:t>E</m:t>
+                        </m:r>
+                        <m:r>
+                          <m:t>​</m:t>
                         </m:r>
                         <m:d>
                           <m:dPr>
@@ -14683,6 +14740,9 @@
                             </m:r>
                           </m:e>
                         </m:d>
+                        <m:r>
+                          <m:t>​</m:t>
+                        </m:r>
                       </m:num>
                       <m:den>
                         <m:r>
@@ -14830,10 +14890,12 @@
                     </m:r>
                     <m:r>
                       <m:rPr>
-                        <m:nor/>
                         <m:sty m:val="p"/>
                       </m:rPr>
                       <m:t>E</m:t>
+                    </m:r>
+                    <m:r>
+                      <m:t>​</m:t>
                     </m:r>
                     <m:d>
                       <m:dPr>
@@ -14903,6 +14965,9 @@
                       </m:e>
                     </m:d>
                     <m:r>
+                      <m:t>​</m:t>
+                    </m:r>
+                    <m:r>
                       <m:t>&amp;</m:t>
                     </m:r>
                     <m:r>
@@ -15009,10 +15074,12 @@
                     </m:r>
                     <m:r>
                       <m:rPr>
-                        <m:nor/>
                         <m:sty m:val="p"/>
                       </m:rPr>
                       <m:t>E</m:t>
+                    </m:r>
+                    <m:r>
+                      <m:t>​</m:t>
                     </m:r>
                     <m:d>
                       <m:dPr>
@@ -15109,6 +15176,9 @@
                       </m:e>
                     </m:d>
                     <m:r>
+                      <m:t>​</m:t>
+                    </m:r>
+                    <m:r>
                       <m:t>&amp;</m:t>
                     </m:r>
                     <m:r>
@@ -15205,10 +15275,12 @@
                     </m:r>
                     <m:r>
                       <m:rPr>
-                        <m:nor/>
                         <m:sty m:val="p"/>
                       </m:rPr>
                       <m:t>E</m:t>
+                    </m:r>
+                    <m:r>
+                      <m:t>​</m:t>
                     </m:r>
                     <m:d>
                       <m:dPr>
@@ -15287,6 +15359,9 @@
                       </m:e>
                     </m:d>
                     <m:r>
+                      <m:t>​</m:t>
+                    </m:r>
+                    <m:r>
                       <m:t>&amp;</m:t>
                     </m:r>
                     <m:r>
@@ -15345,10 +15420,12 @@
                     </m:r>
                     <m:r>
                       <m:rPr>
-                        <m:nor/>
                         <m:sty m:val="p"/>
                       </m:rPr>
                       <m:t>E</m:t>
+                    </m:r>
+                    <m:r>
+                      <m:t>​</m:t>
                     </m:r>
                     <m:d>
                       <m:dPr>
@@ -15409,6 +15486,9 @@
                       </m:e>
                     </m:d>
                     <m:r>
+                      <m:t>​</m:t>
+                    </m:r>
+                    <m:r>
                       <m:t>&amp;</m:t>
                     </m:r>
                     <m:r>
@@ -15467,10 +15547,12 @@
                     </m:r>
                     <m:r>
                       <m:rPr>
-                        <m:nor/>
                         <m:sty m:val="p"/>
                       </m:rPr>
                       <m:t>E</m:t>
+                    </m:r>
+                    <m:r>
+                      <m:t>​</m:t>
                     </m:r>
                     <m:d>
                       <m:dPr>
@@ -15513,6 +15595,9 @@
                       </m:e>
                     </m:d>
                     <m:r>
+                      <m:t>​</m:t>
+                    </m:r>
+                    <m:r>
                       <m:t>&amp;</m:t>
                     </m:r>
                     <m:r>
@@ -15553,10 +15638,12 @@
             <m:oMath>
               <m:r>
                 <m:rPr>
-                  <m:nor/>
                   <m:sty m:val="p"/>
                 </m:rPr>
                 <m:t>E</m:t>
+              </m:r>
+              <m:r>
+                <m:t>​</m:t>
               </m:r>
               <m:d>
                 <m:dPr>
@@ -15635,6 +15722,9 @@
                 </m:e>
               </m:d>
               <m:r>
+                <m:t>​</m:t>
+              </m:r>
+              <m:r>
                 <m:rPr>
                   <m:sty m:val="p"/>
                 </m:rPr>
@@ -15672,10 +15762,12 @@
               </m:r>
               <m:r>
                 <m:rPr>
-                  <m:nor/>
                   <m:sty m:val="p"/>
                 </m:rPr>
                 <m:t>E</m:t>
+              </m:r>
+              <m:r>
+                <m:t>​</m:t>
               </m:r>
               <m:d>
                 <m:dPr>
@@ -15744,6 +15836,9 @@
                   </m:r>
                 </m:e>
               </m:d>
+              <m:r>
+                <m:t>​</m:t>
+              </m:r>
             </m:oMath>
             <w:r>
               <w:t xml:space="preserve">.</w:t>
@@ -24748,7 +24843,6 @@
                 <m:e>
                   <m:r>
                     <m:rPr>
-                      <m:nor/>
                       <m:sty m:val="p"/>
                     </m:rPr>
                     <m:t>OR</m:t>

--- a/chapters/08-selection-bias.docx
+++ b/chapters/08-selection-bias.docx
@@ -9238,6 +9238,7 @@
       <m:oMath>
         <m:r>
           <m:rPr>
+            <m:scr m:val="double-struck"/>
             <m:sty m:val="p"/>
           </m:rPr>
           <m:t>E</m:t>
@@ -9305,6 +9306,7 @@
         </m:r>
         <m:r>
           <m:rPr>
+            <m:scr m:val="double-struck"/>
             <m:sty m:val="p"/>
           </m:rPr>
           <m:t>E</m:t>
@@ -9377,6 +9379,7 @@
       <m:oMath>
         <m:r>
           <m:rPr>
+            <m:scr m:val="double-struck"/>
             <m:sty m:val="p"/>
           </m:rPr>
           <m:t>E</m:t>
@@ -9444,6 +9447,7 @@
         </m:r>
         <m:r>
           <m:rPr>
+            <m:scr m:val="double-struck"/>
             <m:sty m:val="p"/>
           </m:rPr>
           <m:t>E</m:t>
@@ -13508,6 +13512,7 @@
             <m:oMath>
               <m:r>
                 <m:rPr>
+                  <m:scr m:val="double-struck"/>
                   <m:sty m:val="p"/>
                 </m:rPr>
                 <m:t>E</m:t>
@@ -13610,6 +13615,7 @@
                   <m:num>
                     <m:r>
                       <m:rPr>
+                        <m:scr m:val="double-struck"/>
                         <m:sty m:val="p"/>
                       </m:rPr>
                       <m:t>E</m:t>
@@ -13709,6 +13715,7 @@
                   <m:den>
                     <m:r>
                       <m:rPr>
+                        <m:scr m:val="double-struck"/>
                         <m:sty m:val="p"/>
                       </m:rPr>
                       <m:t>E</m:t>
@@ -13808,6 +13815,7 @@
                 </m:r>
                 <m:r>
                   <m:rPr>
+                    <m:scr m:val="double-struck"/>
                     <m:sty m:val="p"/>
                   </m:rPr>
                   <m:t>E</m:t>
@@ -13897,6 +13905,7 @@
             <m:oMath>
               <m:r>
                 <m:rPr>
+                  <m:scr m:val="double-struck"/>
                   <m:sty m:val="p"/>
                 </m:rPr>
                 <m:t>E</m:t>
@@ -14277,6 +14286,7 @@
                   <m:e>
                     <m:r>
                       <m:rPr>
+                        <m:scr m:val="double-struck"/>
                         <m:sty m:val="p"/>
                       </m:rPr>
                       <m:t>E</m:t>
@@ -14454,6 +14464,7 @@
                     </m:r>
                     <m:r>
                       <m:rPr>
+                        <m:scr m:val="double-struck"/>
                         <m:sty m:val="p"/>
                       </m:rPr>
                       <m:t>E</m:t>
@@ -14657,6 +14668,7 @@
                       <m:num>
                         <m:r>
                           <m:rPr>
+                            <m:scr m:val="double-struck"/>
                             <m:sty m:val="p"/>
                           </m:rPr>
                           <m:t>E</m:t>
@@ -14890,6 +14902,7 @@
                     </m:r>
                     <m:r>
                       <m:rPr>
+                        <m:scr m:val="double-struck"/>
                         <m:sty m:val="p"/>
                       </m:rPr>
                       <m:t>E</m:t>
@@ -15074,6 +15087,7 @@
                     </m:r>
                     <m:r>
                       <m:rPr>
+                        <m:scr m:val="double-struck"/>
                         <m:sty m:val="p"/>
                       </m:rPr>
                       <m:t>E</m:t>
@@ -15275,6 +15289,7 @@
                     </m:r>
                     <m:r>
                       <m:rPr>
+                        <m:scr m:val="double-struck"/>
                         <m:sty m:val="p"/>
                       </m:rPr>
                       <m:t>E</m:t>
@@ -15420,6 +15435,7 @@
                     </m:r>
                     <m:r>
                       <m:rPr>
+                        <m:scr m:val="double-struck"/>
                         <m:sty m:val="p"/>
                       </m:rPr>
                       <m:t>E</m:t>
@@ -15547,6 +15563,7 @@
                     </m:r>
                     <m:r>
                       <m:rPr>
+                        <m:scr m:val="double-struck"/>
                         <m:sty m:val="p"/>
                       </m:rPr>
                       <m:t>E</m:t>
@@ -15638,6 +15655,7 @@
             <m:oMath>
               <m:r>
                 <m:rPr>
+                  <m:scr m:val="double-struck"/>
                   <m:sty m:val="p"/>
                 </m:rPr>
                 <m:t>E</m:t>
@@ -15762,6 +15780,7 @@
               </m:r>
               <m:r>
                 <m:rPr>
+                  <m:scr m:val="double-struck"/>
                   <m:sty m:val="p"/>
                 </m:rPr>
                 <m:t>E</m:t>
